--- a/data/revised_2026-10_full/tracked/v2/Physics/SS3.2_Current_Electricity/Physics_Current_Electricity_SummaryTable_TRACKED.docx
+++ b/data/revised_2026-10_full/tracked/v2/Physics/SS3.2_Current_Electricity/Physics_Current_Electricity_SummaryTable_TRACKED.docx
@@ -1352,7 +1352,7 @@
               </w:rPr>
               <w:t xml:space="preserve">We measured V and I for wires of different length, thickness and material, and for a wire that warmed up. We calculated R = V/I. We saw that longer wires and thinner wires gave a smaller current and so a higher R. Copper gave a low R, nichrome a higher R, and the bulb filament (30 Ω in our demo) had a much higher R than copper connecting wire. </w:t>
             </w:r>
-            <w:del w:id="9001" w:author="Claude (AI) - proposed" w:date="2026-10-15T08:04:43Z">
+            <w:del w:id="9001" w:author="Claude (AI) - proposed" w:date="2026-10-18T00:32:28Z">
               <w:r>
                 <w:rPr>
                   <w:rFonts w:ascii="Arial" w:cs="Arial" w:eastAsia="Arial" w:hAnsi="Arial"/>
@@ -1367,7 +1367,7 @@
                 <w:delText xml:space="preserve">A warm metal wire let less current flow</w:delText>
               </w:r>
             </w:del>
-            <w:ins w:id="9002" w:author="Claude (AI) - proposed" w:date="2026-10-15T08:04:43Z">
+            <w:ins w:id="9002" w:author="Claude (AI) - proposed" w:date="2026-10-18T00:32:28Z">
               <w:r>
                 <w:rPr>
                   <w:rFonts w:ascii="Arial" w:cs="Arial" w:eastAsia="Arial" w:hAnsi="Arial"/>
@@ -2507,7 +2507,7 @@
         </w:rPr>
         <w:t xml:space="preserve">© 2026 SeaVuria and ARES. This work is licensed under a </w:t>
       </w:r>
-      <w:hyperlink w:history="1" r:id="rIdjxwr5p-wmv66m71qujo6i">
+      <w:hyperlink w:history="1" r:id="rIdwgh3yehqtnj1_mrbshncj">
         <w:r>
           <w:rPr>
             <w:rFonts w:ascii="Arial" w:cs="Arial" w:eastAsia="Arial" w:hAnsi="Arial"/>
@@ -2527,7 +2527,7 @@
         </w:rPr>
         <w:t xml:space="preserve"> (</w:t>
       </w:r>
-      <w:hyperlink w:history="1" r:id="rIdil-2bw2ywtkxkkxjq_cb2">
+      <w:hyperlink w:history="1" r:id="rIdkjytpdwahul1vvdjcld8e">
         <w:r>
           <w:rPr>
             <w:rFonts w:ascii="Arial" w:cs="Arial" w:eastAsia="Arial" w:hAnsi="Arial"/>
@@ -2547,7 +2547,7 @@
         </w:rPr>
         <w:t xml:space="preserve">). To view a copy of this license, visit </w:t>
       </w:r>
-      <w:hyperlink w:history="1" r:id="rIdacr3tx9zunsdkuvhx71m6">
+      <w:hyperlink w:history="1" r:id="rId_riwgq0wqjdulmobeg6th">
         <w:r>
           <w:rPr>
             <w:rFonts w:ascii="Arial" w:cs="Arial" w:eastAsia="Arial" w:hAnsi="Arial"/>
